--- a/flow/20230927_hours/drafts/2024-04-g/25.04.docx
+++ b/flow/20230927_hours/drafts/2024-04-g/25.04.docx
@@ -1225,28 +1225,43 @@
       </w:r>
     </w:p>
     <w:p>
-      <w:pPr>
-        <w:spacing w:line="240" w:lineRule="auto"/>
-        <w:rPr>
-          <w:rFonts w:ascii="Times New Roman" w:hAnsi="Times New Roman"/>
-          <w:sz w:val="24"/>
-        </w:rPr>
-      </w:pPr>
-      <w:r>
-        <w:rPr>
-          <w:rFonts w:ascii="Times New Roman" w:hAnsi="Times New Roman"/>
-          <w:i/>
-          <w:color w:val="FF0000"/>
-          <w:sz w:val="24"/>
-        </w:rPr>
-        <w:t>Тропар свята (г. 8):</w:t>
-      </w:r>
-      <w:r>
-        <w:rPr>
-          <w:rFonts w:ascii="Times New Roman" w:hAnsi="Times New Roman"/>
-          <w:sz w:val="24"/>
-        </w:rPr>
-        <w:t xml:space="preserve"> В переполовення празника спраглу душу мою благочестя напій водами,* до всіх бо, Спасе, закликав Ти:* Спраглий нехай гряде до мене і нехай п’є.* Джерело життя нашого, Христе Боже, слава Тобі.</w:t>
+      <w:r>
+        <w:rPr>
+          <w:rFonts w:ascii="Times New Roman" w:hAnsi="Times New Roman"/>
+          <w:i/>
+          <w:color w:val="FF0000"/>
+          <w:sz w:val="24"/>
+        </w:rPr>
+        <w:t>Тропар (г. 3):</w:t>
+      </w:r>
+      <w:r>
+        <w:rPr>
+          <w:rFonts w:ascii="Times New Roman" w:hAnsi="Times New Roman"/>
+          <w:color w:val="FF0000"/>
+          <w:sz w:val="24"/>
+        </w:rPr>
+        <w:t xml:space="preserve"> </w:t>
+      </w:r>
+      <w:r>
+        <w:rPr>
+          <w:rFonts w:ascii="Times New Roman" w:hAnsi="Times New Roman"/>
+          <w:sz w:val="24"/>
+        </w:rPr>
+        <w:t xml:space="preserve">У верховного Петра ти навчався,* апостолом Христовим був ти, і як сонце, засяяв Ти країнам:* олександрійцям </w:t>
+      </w:r>
+      <w:r>
+        <w:rPr>
+          <w:rFonts w:ascii="Times New Roman" w:hAnsi="Times New Roman"/>
+          <w:sz w:val="24"/>
+        </w:rPr>
+        <w:t>був ти прикрасою, блаженний,* Єгипет від лести через тебе звільнився,* євангельським твоїм ученням просвітив ти все, як світло, стовпе церковний.* Ради цього, пам’ять твою вшановуючи, світло празнуємо, Марку богогласний.* Моли Бога, що Його ти благовістуєш</w:t>
+      </w:r>
+      <w:r>
+        <w:rPr>
+          <w:rFonts w:ascii="Times New Roman" w:hAnsi="Times New Roman"/>
+          <w:sz w:val="24"/>
+        </w:rPr>
+        <w:t>,* щоб прогрішень відпущення подав душам нашим.</w:t>
       </w:r>
     </w:p>
     <w:p>
@@ -1549,28 +1564,29 @@
       </w:r>
     </w:p>
     <w:p>
-      <w:pPr>
-        <w:spacing w:line="240" w:lineRule="auto"/>
-        <w:rPr>
-          <w:rFonts w:ascii="Times New Roman" w:hAnsi="Times New Roman"/>
-          <w:sz w:val="24"/>
-        </w:rPr>
-      </w:pPr>
-      <w:r>
-        <w:rPr>
-          <w:rFonts w:ascii="Times New Roman" w:hAnsi="Times New Roman"/>
-          <w:i/>
-          <w:color w:val="FF0000"/>
-          <w:sz w:val="24"/>
-        </w:rPr>
-        <w:t>Кондак свята (г. 4):</w:t>
-      </w:r>
-      <w:r>
-        <w:rPr>
-          <w:rFonts w:ascii="Times New Roman" w:hAnsi="Times New Roman"/>
-          <w:sz w:val="24"/>
-        </w:rPr>
-        <w:t xml:space="preserve"> В переполовення законного празника, всіх Творче і Владико,* до предстоящих глаголив Ти, Христе Боже:* Прийдіть і зачерпніть воду безсмертя.* Тому до Тебе припадаємо і вірно кличемо:* Щедроти Твої даруй нам,* бо Ти є джерело життя нашого.</w:t>
+      <w:r>
+        <w:rPr>
+          <w:rFonts w:ascii="Times New Roman" w:hAnsi="Times New Roman"/>
+          <w:i/>
+          <w:color w:val="FF4400"/>
+          <w:sz w:val="24"/>
+        </w:rPr>
+        <w:t>Кондак (г. 4):</w:t>
+      </w:r>
+      <w:r>
+        <w:rPr>
+          <w:rFonts w:ascii="Times New Roman" w:hAnsi="Times New Roman"/>
+          <w:sz w:val="24"/>
+        </w:rPr>
+        <w:t xml:space="preserve"> </w:t>
+      </w:r>
+      <w:r>
+        <w:rPr>
+          <w:rFonts w:ascii="Times New Roman" w:hAnsi="Times New Roman"/>
+          <w:color w:val="333333"/>
+          <w:sz w:val="24"/>
+        </w:rPr>
+        <w:t>В переполовення законного празника, всіх Творче і Владико,* до предстоящих глаголив Ти, Христе Боже:* Прийдіть і зачерпніть воду безсмертя.* Тому до Тебе припадаємо і вірно кличемо:* Щедроти Твої даруй нам,* бо Ти є джерело життя нашого.</w:t>
       </w:r>
     </w:p>
     <w:p>
@@ -3569,31 +3585,6 @@
       </w:r>
     </w:p>
     <w:p>
-      <w:pPr>
-        <w:spacing w:line="240" w:lineRule="auto"/>
-        <w:rPr>
-          <w:rFonts w:ascii="Times New Roman" w:hAnsi="Times New Roman"/>
-          <w:sz w:val="24"/>
-        </w:rPr>
-      </w:pPr>
-      <w:r>
-        <w:rPr>
-          <w:rFonts w:ascii="Times New Roman" w:hAnsi="Times New Roman"/>
-          <w:i/>
-          <w:color w:val="FF0000"/>
-          <w:sz w:val="24"/>
-        </w:rPr>
-        <w:t>Тропар свята (г. 8):</w:t>
-      </w:r>
-      <w:r>
-        <w:rPr>
-          <w:rFonts w:ascii="Times New Roman" w:hAnsi="Times New Roman"/>
-          <w:sz w:val="24"/>
-        </w:rPr>
-        <w:t xml:space="preserve"> В переполовення празника спраглу душу мою благочестя напій водами,* до всіх бо, Спасе, закликав Ти:* Спраглий нехай гряде до мене і нехай п’є.* Джерело життя нашого, Христе Боже, слава Тобі.</w:t>
-      </w:r>
-    </w:p>
-    <w:p>
       <w:r>
         <w:rPr>
           <w:rFonts w:ascii="Times New Roman" w:hAnsi="Times New Roman"/>
@@ -3636,23 +3627,12 @@
       </w:r>
     </w:p>
     <w:p>
-      <w:pPr>
-        <w:spacing w:line="240" w:lineRule="auto"/>
-        <w:ind w:left="2" w:hanging="2"/>
-        <w:rPr>
-          <w:rFonts w:ascii="Times New Roman" w:hAnsi="Times New Roman"/>
-          <w:sz w:val="24"/>
-          <w:szCs w:val="24"/>
-        </w:rPr>
-      </w:pPr>
-      <w:r>
-        <w:rPr>
-          <w:rFonts w:ascii="Times New Roman" w:hAnsi="Times New Roman"/>
-          <w:i/>
-          <w:color w:val="FF0000"/>
-          <w:sz w:val="24"/>
-          <w:szCs w:val="24"/>
-          <w:highlight w:val="white"/>
+      <w:r>
+        <w:rPr>
+          <w:rFonts w:ascii="Times New Roman" w:hAnsi="Times New Roman"/>
+          <w:i/>
+          <w:color w:val="FF0000"/>
+          <w:sz w:val="24"/>
         </w:rPr>
         <w:t>Тропар (г. 3):</w:t>
       </w:r>
@@ -3661,8 +3641,6 @@
           <w:rFonts w:ascii="Times New Roman" w:hAnsi="Times New Roman"/>
           <w:color w:val="FF0000"/>
           <w:sz w:val="24"/>
-          <w:szCs w:val="24"/>
-          <w:highlight w:val="white"/>
         </w:rPr>
         <w:t xml:space="preserve"> </w:t>
       </w:r>
@@ -3670,10 +3648,22 @@
         <w:rPr>
           <w:rFonts w:ascii="Times New Roman" w:hAnsi="Times New Roman"/>
           <w:sz w:val="24"/>
-          <w:szCs w:val="24"/>
-          <w:highlight w:val="white"/>
-        </w:rPr>
-        <w:t>Апостоли святі, моліть милостивого Бога,* щоб відпущення прогрішень подав душам нашим.</w:t>
+        </w:rPr>
+        <w:t xml:space="preserve">У верховного Петра ти навчався,* апостолом Христовим був ти, і як сонце, засяяв Ти країнам:* олександрійцям </w:t>
+      </w:r>
+      <w:r>
+        <w:rPr>
+          <w:rFonts w:ascii="Times New Roman" w:hAnsi="Times New Roman"/>
+          <w:sz w:val="24"/>
+        </w:rPr>
+        <w:t>був ти прикрасою, блаженний,* Єгипет від лести через тебе звільнився,* євангельським твоїм ученням просвітив ти все, як світло, стовпе церковний.* Ради цього, пам’ять твою вшановуючи, світло празнуємо, Марку богогласний.* Моли Бога, що Його ти благовістуєш</w:t>
+      </w:r>
+      <w:r>
+        <w:rPr>
+          <w:rFonts w:ascii="Times New Roman" w:hAnsi="Times New Roman"/>
+          <w:sz w:val="24"/>
+        </w:rPr>
+        <w:t>,* щоб прогрішень відпущення подав душам нашим.</w:t>
       </w:r>
     </w:p>
     <w:p>
@@ -3951,32 +3941,21 @@
       </w:r>
     </w:p>
     <w:p>
-      <w:pPr>
-        <w:spacing w:line="240" w:lineRule="auto"/>
-        <w:ind w:left="2" w:hanging="2"/>
-        <w:rPr>
-          <w:rFonts w:ascii="Times New Roman" w:hAnsi="Times New Roman"/>
-          <w:sz w:val="24"/>
-          <w:szCs w:val="24"/>
-        </w:rPr>
-      </w:pPr>
-      <w:r>
-        <w:rPr>
-          <w:rFonts w:ascii="Times New Roman" w:hAnsi="Times New Roman"/>
-          <w:i/>
-          <w:color w:val="FF0000"/>
-          <w:sz w:val="24"/>
-          <w:szCs w:val="24"/>
-        </w:rPr>
-        <w:t>Кондак (г. 4):</w:t>
-      </w:r>
-      <w:r>
-        <w:rPr>
-          <w:rFonts w:ascii="Times New Roman" w:hAnsi="Times New Roman"/>
-          <w:sz w:val="24"/>
-          <w:szCs w:val="24"/>
-        </w:rPr>
-        <w:t xml:space="preserve"> Явились ви зорями пресвітлими,* просвічуючи всю вселенну світлом проповіді,* апостоли божественні, Ясоне і Сосипатре,* спасайте ж тих, які з вірою почитають вас. </w:t>
+      <w:r>
+        <w:rPr>
+          <w:rFonts w:ascii="Times New Roman" w:hAnsi="Times New Roman"/>
+          <w:i/>
+          <w:color w:val="FF0000"/>
+          <w:sz w:val="24"/>
+        </w:rPr>
+        <w:t>Кондак (г. 2):</w:t>
+      </w:r>
+      <w:r>
+        <w:rPr>
+          <w:rFonts w:ascii="Times New Roman" w:hAnsi="Times New Roman"/>
+          <w:sz w:val="24"/>
+        </w:rPr>
+        <w:t xml:space="preserve"> З висоти прийнявши благодать Духа,* розрушив ти красномовні видумки, апостоле,* і всі народи зловивши, Марку всеславний,* твоєму Владиці ти привів,* проповідуючи божественне Євангеліє.</w:t>
       </w:r>
     </w:p>
     <w:p>
@@ -5813,28 +5792,43 @@
       </w:r>
     </w:p>
     <w:p>
-      <w:pPr>
-        <w:spacing w:line="240" w:lineRule="auto"/>
-        <w:rPr>
-          <w:rFonts w:ascii="Times New Roman" w:hAnsi="Times New Roman"/>
-          <w:sz w:val="24"/>
-        </w:rPr>
-      </w:pPr>
-      <w:r>
-        <w:rPr>
-          <w:rFonts w:ascii="Times New Roman" w:hAnsi="Times New Roman"/>
-          <w:i/>
-          <w:color w:val="FF0000"/>
-          <w:sz w:val="24"/>
-        </w:rPr>
-        <w:t>Тропар свята (г. 8):</w:t>
-      </w:r>
-      <w:r>
-        <w:rPr>
-          <w:rFonts w:ascii="Times New Roman" w:hAnsi="Times New Roman"/>
-          <w:sz w:val="24"/>
-        </w:rPr>
-        <w:t xml:space="preserve"> В переполовення празника спраглу душу мою благочестя напій водами,* до всіх бо, Спасе, закликав Ти:* Спраглий нехай гряде до мене і нехай п’є.* Джерело життя нашого, Христе Боже, слава Тобі.</w:t>
+      <w:r>
+        <w:rPr>
+          <w:rFonts w:ascii="Times New Roman" w:hAnsi="Times New Roman"/>
+          <w:i/>
+          <w:color w:val="FF0000"/>
+          <w:sz w:val="24"/>
+        </w:rPr>
+        <w:t>Тропар (г. 3):</w:t>
+      </w:r>
+      <w:r>
+        <w:rPr>
+          <w:rFonts w:ascii="Times New Roman" w:hAnsi="Times New Roman"/>
+          <w:color w:val="FF0000"/>
+          <w:sz w:val="24"/>
+        </w:rPr>
+        <w:t xml:space="preserve"> </w:t>
+      </w:r>
+      <w:r>
+        <w:rPr>
+          <w:rFonts w:ascii="Times New Roman" w:hAnsi="Times New Roman"/>
+          <w:sz w:val="24"/>
+        </w:rPr>
+        <w:t xml:space="preserve">У верховного Петра ти навчався,* апостолом Христовим був ти, і як сонце, засяяв Ти країнам:* олександрійцям </w:t>
+      </w:r>
+      <w:r>
+        <w:rPr>
+          <w:rFonts w:ascii="Times New Roman" w:hAnsi="Times New Roman"/>
+          <w:sz w:val="24"/>
+        </w:rPr>
+        <w:t>був ти прикрасою, блаженний,* Єгипет від лести через тебе звільнився,* євангельським твоїм ученням просвітив ти все, як світло, стовпе церковний.* Ради цього, пам’ять твою вшановуючи, світло празнуємо, Марку богогласний.* Моли Бога, що Його ти благовістуєш</w:t>
+      </w:r>
+      <w:r>
+        <w:rPr>
+          <w:rFonts w:ascii="Times New Roman" w:hAnsi="Times New Roman"/>
+          <w:sz w:val="24"/>
+        </w:rPr>
+        <w:t>,* щоб прогрішень відпущення подав душам нашим.</w:t>
       </w:r>
     </w:p>
     <w:p>
@@ -6113,36 +6107,29 @@
       </w:r>
     </w:p>
     <w:p>
-      <w:pPr>
-        <w:spacing w:line="240" w:lineRule="auto"/>
-        <w:rPr>
-          <w:rFonts w:ascii="Times New Roman" w:hAnsi="Times New Roman"/>
-          <w:sz w:val="24"/>
-        </w:rPr>
-      </w:pPr>
-      <w:r>
-        <w:rPr>
-          <w:rFonts w:ascii="Times New Roman" w:hAnsi="Times New Roman"/>
-          <w:i/>
-          <w:color w:val="FF0000"/>
-          <w:sz w:val="24"/>
-        </w:rPr>
-        <w:t>Кондак свята (г. 4):</w:t>
-      </w:r>
-      <w:r>
-        <w:rPr>
-          <w:rFonts w:ascii="Times New Roman" w:hAnsi="Times New Roman"/>
-          <w:sz w:val="24"/>
-        </w:rPr>
-        <w:t xml:space="preserve"> В переполовення законного празника, всіх Творче і Владико,* до предстоящих глаголив Ти, Христе Боже:* Прийдіть і зачерпніть воду безсмертя.* Тому до </w:t>
-      </w:r>
-      <w:r>
-        <w:rPr>
-          <w:rFonts w:ascii="Times New Roman" w:hAnsi="Times New Roman"/>
-          <w:sz w:val="24"/>
-        </w:rPr>
-        <w:lastRenderedPageBreak/>
-        <w:t>Тебе припадаємо і вірно кличемо:* Щедроти Твої даруй нам,* бо Ти є джерело життя нашого.</w:t>
+      <w:r>
+        <w:rPr>
+          <w:rFonts w:ascii="Times New Roman" w:hAnsi="Times New Roman"/>
+          <w:i/>
+          <w:color w:val="FF4400"/>
+          <w:sz w:val="24"/>
+        </w:rPr>
+        <w:t>Кондак (г. 4):</w:t>
+      </w:r>
+      <w:r>
+        <w:rPr>
+          <w:rFonts w:ascii="Times New Roman" w:hAnsi="Times New Roman"/>
+          <w:sz w:val="24"/>
+        </w:rPr>
+        <w:t xml:space="preserve"> </w:t>
+      </w:r>
+      <w:r>
+        <w:rPr>
+          <w:rFonts w:ascii="Times New Roman" w:hAnsi="Times New Roman"/>
+          <w:color w:val="333333"/>
+          <w:sz w:val="24"/>
+        </w:rPr>
+        <w:t>В переполовення законного празника, всіх Творче і Владико,* до предстоящих глаголив Ти, Христе Боже:* Прийдіть і зачерпніть воду безсмертя.* Тому до Тебе припадаємо і вірно кличемо:* Щедроти Твої даруй нам,* бо Ти є джерело життя нашого.</w:t>
       </w:r>
     </w:p>
     <w:p>
@@ -7860,31 +7847,6 @@
       </w:r>
     </w:p>
     <w:p>
-      <w:pPr>
-        <w:spacing w:line="240" w:lineRule="auto"/>
-        <w:rPr>
-          <w:rFonts w:ascii="Times New Roman" w:hAnsi="Times New Roman"/>
-          <w:sz w:val="24"/>
-        </w:rPr>
-      </w:pPr>
-      <w:r>
-        <w:rPr>
-          <w:rFonts w:ascii="Times New Roman" w:hAnsi="Times New Roman"/>
-          <w:i/>
-          <w:color w:val="FF0000"/>
-          <w:sz w:val="24"/>
-        </w:rPr>
-        <w:t>Тропар свята (г. 8):</w:t>
-      </w:r>
-      <w:r>
-        <w:rPr>
-          <w:rFonts w:ascii="Times New Roman" w:hAnsi="Times New Roman"/>
-          <w:sz w:val="24"/>
-        </w:rPr>
-        <w:t xml:space="preserve"> В переполовення празника спраглу душу мою благочестя напій водами,* до всіх бо, Спасе, закликав Ти:* Спраглий нехай гряде до мене і нехай п’є.* Джерело життя нашого, Христе Боже, слава Тобі.</w:t>
-      </w:r>
-    </w:p>
-    <w:p>
       <w:r>
         <w:rPr>
           <w:rFonts w:ascii="Times New Roman" w:hAnsi="Times New Roman"/>
@@ -7927,33 +7889,20 @@
       </w:r>
     </w:p>
     <w:p>
-      <w:pPr>
-        <w:spacing w:line="240" w:lineRule="auto"/>
-        <w:ind w:left="2" w:hanging="2"/>
-        <w:rPr>
-          <w:rFonts w:ascii="Times New Roman" w:hAnsi="Times New Roman"/>
-          <w:sz w:val="24"/>
-          <w:szCs w:val="24"/>
-        </w:rPr>
-      </w:pPr>
-      <w:r>
-        <w:rPr>
-          <w:rFonts w:ascii="Times New Roman" w:hAnsi="Times New Roman"/>
-          <w:i/>
-          <w:color w:val="FF0000"/>
-          <w:sz w:val="24"/>
-          <w:szCs w:val="24"/>
-          <w:highlight w:val="white"/>
-        </w:rPr>
-        <w:t>Тропар (г. 4):</w:t>
-      </w:r>
-      <w:r>
-        <w:rPr>
-          <w:rFonts w:ascii="Times New Roman" w:hAnsi="Times New Roman"/>
-          <w:color w:val="FF0000"/>
-          <w:sz w:val="24"/>
-          <w:szCs w:val="24"/>
-          <w:highlight w:val="white"/>
+      <w:r>
+        <w:rPr>
+          <w:rFonts w:ascii="Times New Roman" w:hAnsi="Times New Roman"/>
+          <w:i/>
+          <w:color w:val="FF0000"/>
+          <w:sz w:val="24"/>
+        </w:rPr>
+        <w:t>Тропар (г. 3):</w:t>
+      </w:r>
+      <w:r>
+        <w:rPr>
+          <w:rFonts w:ascii="Times New Roman" w:hAnsi="Times New Roman"/>
+          <w:color w:val="FF0000"/>
+          <w:sz w:val="24"/>
         </w:rPr>
         <w:t xml:space="preserve"> </w:t>
       </w:r>
@@ -7961,10 +7910,22 @@
         <w:rPr>
           <w:rFonts w:ascii="Times New Roman" w:hAnsi="Times New Roman"/>
           <w:sz w:val="24"/>
-          <w:szCs w:val="24"/>
-          <w:highlight w:val="white"/>
-        </w:rPr>
-        <w:t>Мученики твої, Господи,* у стражданнях своїх прийняли вінці нетлінні від Тебе, Бога нашого.* Мавши бо кріпость твою, вони мучителів подолали,* сокрушили і демонів зухвальства безсильні.* Їх молитвами спаси душі наші.</w:t>
+        </w:rPr>
+        <w:t xml:space="preserve">У верховного Петра ти навчався,* апостолом Христовим був ти, і як сонце, засяяв Ти країнам:* олександрійцям </w:t>
+      </w:r>
+      <w:r>
+        <w:rPr>
+          <w:rFonts w:ascii="Times New Roman" w:hAnsi="Times New Roman"/>
+          <w:sz w:val="24"/>
+        </w:rPr>
+        <w:t>був ти прикрасою, блаженний,* Єгипет від лести через тебе звільнився,* євангельським твоїм ученням просвітив ти все, як світло, стовпе церковний.* Ради цього, пам’ять твою вшановуючи, світло празнуємо, Марку богогласний.* Моли Бога, що Його ти благовістуєш</w:t>
+      </w:r>
+      <w:r>
+        <w:rPr>
+          <w:rFonts w:ascii="Times New Roman" w:hAnsi="Times New Roman"/>
+          <w:sz w:val="24"/>
+        </w:rPr>
+        <w:t>,* щоб прогрішень відпущення подав душам нашим.</w:t>
       </w:r>
     </w:p>
     <w:p>
@@ -8255,32 +8216,21 @@
       </w:r>
     </w:p>
     <w:p>
-      <w:pPr>
-        <w:spacing w:line="240" w:lineRule="auto"/>
-        <w:ind w:left="2" w:hanging="2"/>
-        <w:rPr>
-          <w:rFonts w:ascii="Times New Roman" w:hAnsi="Times New Roman"/>
-          <w:sz w:val="24"/>
-          <w:szCs w:val="24"/>
-        </w:rPr>
-      </w:pPr>
-      <w:r>
-        <w:rPr>
-          <w:rFonts w:ascii="Times New Roman" w:hAnsi="Times New Roman"/>
-          <w:i/>
-          <w:color w:val="FF0000"/>
-          <w:sz w:val="24"/>
-          <w:szCs w:val="24"/>
-        </w:rPr>
-        <w:t>Кондак (г. 1):</w:t>
-      </w:r>
-      <w:r>
-        <w:rPr>
-          <w:rFonts w:ascii="Times New Roman" w:hAnsi="Times New Roman"/>
-          <w:sz w:val="24"/>
-          <w:szCs w:val="24"/>
-        </w:rPr>
-        <w:t xml:space="preserve"> Твердістю душі наблизившись до страждань* непереможними перед багатьма злочинами облесника явились ви,* мученики, ангелам уподібнені,* тому вся вселенна почитає боротьбу вашу* і чесні страждання, якими ви прославилися. </w:t>
+      <w:r>
+        <w:rPr>
+          <w:rFonts w:ascii="Times New Roman" w:hAnsi="Times New Roman"/>
+          <w:i/>
+          <w:color w:val="FF0000"/>
+          <w:sz w:val="24"/>
+        </w:rPr>
+        <w:t>Кондак (г. 2):</w:t>
+      </w:r>
+      <w:r>
+        <w:rPr>
+          <w:rFonts w:ascii="Times New Roman" w:hAnsi="Times New Roman"/>
+          <w:sz w:val="24"/>
+        </w:rPr>
+        <w:t xml:space="preserve"> З висоти прийнявши благодать Духа,* розрушив ти красномовні видумки, апостоле,* і всі народи зловивши, Марку всеславний,* твоєму Владиці ти привів,* проповідуючи божественне Євангеліє.</w:t>
       </w:r>
     </w:p>
     <w:p>
